--- a/Training/files/CCA_Syllabus_updated.docx
+++ b/Training/files/CCA_Syllabus_updated.docx
@@ -1,6 +1,6 @@
 
 <file path=word/document.xml><?xml version="1.0" encoding="utf-8"?>
-<w:document xmlns:wpc="http://schemas.microsoft.com/office/word/2010/wordprocessingCanvas" xmlns:cx="http://schemas.microsoft.com/office/drawing/2014/chartex" xmlns:cx1="http://schemas.microsoft.com/office/drawing/2015/9/8/chartex" xmlns:cx2="http://schemas.microsoft.com/office/drawing/2015/10/21/chartex" xmlns:cx3="http://schemas.microsoft.com/office/drawing/2016/5/9/chartex" xmlns:cx4="http://schemas.microsoft.com/office/drawing/2016/5/10/chartex" xmlns:cx5="http://schemas.microsoft.com/office/drawing/2016/5/11/chartex" xmlns:cx6="http://schemas.microsoft.com/office/drawing/2016/5/12/chartex" xmlns:cx7="http://schemas.microsoft.com/office/drawing/2016/5/13/chartex" xmlns:cx8="http://schemas.microsoft.com/office/drawing/2016/5/14/chartex" xmlns:mc="http://schemas.openxmlformats.org/markup-compatibility/2006" xmlns:aink="http://schemas.microsoft.com/office/drawing/2016/ink" xmlns:am3d="http://schemas.microsoft.com/office/drawing/2017/model3d" xmlns:o="urn:schemas-microsoft-com:office:office" xmlns:oel="http://schemas.microsoft.com/office/2019/extlst" xmlns:r="http://schemas.openxmlformats.org/officeDocument/2006/relationships" xmlns:m="http://schemas.openxmlformats.org/officeDocument/2006/math" xmlns:v="urn:schemas-microsoft-com:vml" xmlns:wp14="http://schemas.microsoft.com/office/word/2010/wordprocessingDrawing" xmlns:wp="http://schemas.openxmlformats.org/drawingml/2006/wordprocessingDrawing" xmlns:w10="urn:schemas-microsoft-com:office:word" xmlns:w="http://schemas.openxmlformats.org/wordprocessingml/2006/main" xmlns:w14="http://schemas.microsoft.com/office/word/2010/wordml" xmlns:w15="http://schemas.microsoft.com/office/word/2012/wordml" xmlns:w16cex="http://schemas.microsoft.com/office/word/2018/wordml/cex" xmlns:w16cid="http://schemas.microsoft.com/office/word/2016/wordml/cid" xmlns:w16="http://schemas.microsoft.com/office/word/2018/wordml" xmlns:w16du="http://schemas.microsoft.com/office/word/2023/wordml/word16du" xmlns:w16sdtdh="http://schemas.microsoft.com/office/word/2020/wordml/sdtdatahash" xmlns:w16sdtfl="http://schemas.microsoft.com/office/word/2024/wordml/sdtformatlock" xmlns:w16se="http://schemas.microsoft.com/office/word/2015/wordml/symex" xmlns:wpg="http://schemas.microsoft.com/office/word/2010/wordprocessingGroup" xmlns:wpi="http://schemas.microsoft.com/office/word/2010/wordprocessingInk" xmlns:wne="http://schemas.microsoft.com/office/word/2006/wordml" xmlns:wps="http://schemas.microsoft.com/office/word/2010/wordprocessingShape" mc:Ignorable="w14 w15 w16se w16cid w16 w16cex w16sdtdh w16sdtfl w16du wp14">
+<w:document xmlns:wpc="http://schemas.microsoft.com/office/word/2010/wordprocessingCanvas" xmlns:cx="http://schemas.microsoft.com/office/drawing/2014/chartex" xmlns:cx1="http://schemas.microsoft.com/office/drawing/2015/9/8/chartex" xmlns:cx2="http://schemas.microsoft.com/office/drawing/2015/10/21/chartex" xmlns:cx3="http://schemas.microsoft.com/office/drawing/2016/5/9/chartex" xmlns:cx4="http://schemas.microsoft.com/office/drawing/2016/5/10/chartex" xmlns:cx5="http://schemas.microsoft.com/office/drawing/2016/5/11/chartex" xmlns:cx6="http://schemas.microsoft.com/office/drawing/2016/5/12/chartex" xmlns:cx7="http://schemas.microsoft.com/office/drawing/2016/5/13/chartex" xmlns:cx8="http://schemas.microsoft.com/office/drawing/2016/5/14/chartex" xmlns:mc="http://schemas.openxmlformats.org/markup-compatibility/2006" xmlns:aink="http://schemas.microsoft.com/office/drawing/2016/ink" xmlns:am3d="http://schemas.microsoft.com/office/drawing/2017/model3d" xmlns:o="urn:schemas-microsoft-com:office:office" xmlns:oel="http://schemas.microsoft.com/office/2019/extlst" xmlns:r="http://schemas.openxmlformats.org/officeDocument/2006/relationships" xmlns:m="http://schemas.openxmlformats.org/officeDocument/2006/math" xmlns:v="urn:schemas-microsoft-com:vml" xmlns:wp14="http://schemas.microsoft.com/office/word/2010/wordprocessingDrawing" xmlns:wp="http://schemas.openxmlformats.org/drawingml/2006/wordprocessingDrawing" xmlns:w10="urn:schemas-microsoft-com:office:word" xmlns:w="http://schemas.openxmlformats.org/wordprocessingml/2006/main" xmlns:w14="http://schemas.microsoft.com/office/word/2010/wordml" xmlns:w15="http://schemas.microsoft.com/office/word/2012/wordml" xmlns:w16cei="http://schemas.microsoft.com/office/word/2026/wordml/cei" xmlns:w16cex="http://schemas.microsoft.com/office/word/2018/wordml/cex" xmlns:w16cid="http://schemas.microsoft.com/office/word/2016/wordml/cid" xmlns:w16="http://schemas.microsoft.com/office/word/2018/wordml" xmlns:w16du="http://schemas.microsoft.com/office/word/2023/wordml/word16du" xmlns:w16sdtdh="http://schemas.microsoft.com/office/word/2020/wordml/sdtdatahash" xmlns:w16sdtfl="http://schemas.microsoft.com/office/word/2024/wordml/sdtformatlock" xmlns:w16se="http://schemas.microsoft.com/office/word/2015/wordml/symex" xmlns:wpg="http://schemas.microsoft.com/office/word/2010/wordprocessingGroup" xmlns:wpi="http://schemas.microsoft.com/office/word/2010/wordprocessingInk" xmlns:wne="http://schemas.microsoft.com/office/word/2006/wordml" xmlns:wps="http://schemas.microsoft.com/office/word/2010/wordprocessingShape" mc:Ignorable="w14 w15 w16se w16cid w16 w16cex w16sdtdh w16sdtfl w16du wp14">
   <w:body>
     <w:p>
       <w:pPr>
@@ -574,7 +574,7 @@
           <w:sz w:val="24"/>
           <w:szCs w:val="24"/>
         </w:rPr>
-        <w:t xml:space="preserve">Module 1: AI Fluency Foundations (4 Hours)</w:t>
+        <w:t>Module 1: AI Fluency Foundations (4 Hours)</w:t>
       </w:r>
     </w:p>
     <w:p>
@@ -585,7 +585,7 @@
         <w:rPr>
           <w:color w:val="374151"/>
         </w:rPr>
-        <w:t xml:space="preserve">Establishes the conceptual bedrock every architect needs before working with Claude at scale.</w:t>
+        <w:t>Establishes the conceptual bedrock every architect needs before working with Claude at scale.</w:t>
       </w:r>
     </w:p>
     <w:tbl>
@@ -1229,7 +1229,7 @@
           <w:sz w:val="24"/>
           <w:szCs w:val="24"/>
         </w:rPr>
-        <w:t xml:space="preserve">Module 2: Claude Platform Mastery (5 Hours)</w:t>
+        <w:t>Module 2: Claude Platform Mastery (5 Hours)</w:t>
       </w:r>
     </w:p>
     <w:p>
@@ -1490,7 +1490,7 @@
                 <w:sz w:val="18"/>
                 <w:szCs w:val="18"/>
               </w:rPr>
-              <w:t xml:space="preserve">Claude Desktop: Chat, Cowork, Code</w:t>
+              <w:t>Claude Desktop: Chat, Cowork, Code</w:t>
             </w:r>
           </w:p>
         </w:tc>
@@ -2208,6 +2208,7 @@
                 <w:sz w:val="18"/>
                 <w:szCs w:val="18"/>
               </w:rPr>
+              <w:lastRenderedPageBreak/>
               <w:t>3.3</w:t>
             </w:r>
           </w:p>
@@ -2380,7 +2381,6 @@
                 <w:sz w:val="18"/>
                 <w:szCs w:val="18"/>
               </w:rPr>
-              <w:lastRenderedPageBreak/>
               <w:t>3.5</w:t>
             </w:r>
           </w:p>
@@ -2551,7 +2551,7 @@
           <w:szCs w:val="24"/>
         </w:rPr>
         <w:lastRenderedPageBreak/>
-        <w:t xml:space="preserve">Module 4: Building with the Claude API (5 Hours)</w:t>
+        <w:t>Module 4: Building with the Claude API (5 Hours)</w:t>
       </w:r>
     </w:p>
     <w:p>
@@ -3383,7 +3383,7 @@
           <w:sz w:val="24"/>
           <w:szCs w:val="24"/>
         </w:rPr>
-        <w:t xml:space="preserve">Module 5: RAG &amp; Knowledge Architecture (3 Hours)</w:t>
+        <w:t>Module 5: RAG &amp; Knowledge Architecture (3 Hours)</w:t>
       </w:r>
     </w:p>
     <w:p>
@@ -3960,7 +3960,7 @@
           <w:sz w:val="24"/>
           <w:szCs w:val="24"/>
         </w:rPr>
-        <w:t xml:space="preserve">Module 6: Model Context Protocol (MCP) (5 Hours)</w:t>
+        <w:t>Module 6: Model Context Protocol (MCP) (5 Hours)</w:t>
       </w:r>
     </w:p>
     <w:p>
@@ -4479,7 +4479,7 @@
                 <w:sz w:val="18"/>
                 <w:szCs w:val="18"/>
               </w:rPr>
-              <w:t xml:space="preserve">Streamable HTTP Transport &amp; State Management</w:t>
+              <w:t>Streamable HTTP Transport &amp; State Management</w:t>
             </w:r>
           </w:p>
         </w:tc>
@@ -4621,7 +4621,7 @@
           <w:szCs w:val="24"/>
         </w:rPr>
         <w:lastRenderedPageBreak/>
-        <w:t xml:space="preserve">Module 7: Claude Code &amp; Developer Toolchains (6 Hours)</w:t>
+        <w:t>Module 7: Claude Code &amp; Developer Toolchains (6 Hours)</w:t>
       </w:r>
     </w:p>
     <w:p>
@@ -6285,7 +6285,7 @@
           <w:sz w:val="24"/>
           <w:szCs w:val="24"/>
         </w:rPr>
-        <w:t xml:space="preserve">Module 9: Enterprise Integration &amp; Deployment (5 Hours)</w:t>
+        <w:t>Module 9: Enterprise Integration &amp; Deployment (5 Hours)</w:t>
       </w:r>
     </w:p>
     <w:p>
@@ -6854,7 +6854,8 @@
           <w:sz w:val="24"/>
           <w:szCs w:val="24"/>
         </w:rPr>
-        <w:t xml:space="preserve">Module 10: Observability, Guardrails &amp; the AI-Native Operating Model (5 Hours)</w:t>
+        <w:lastRenderedPageBreak/>
+        <w:t>Module 10: Observability, Guardrails &amp; the AI-Native Operating Model (5 Hours)</w:t>
       </w:r>
     </w:p>
     <w:p>
@@ -7614,7 +7615,7 @@
           <w:sz w:val="18"/>
           <w:szCs w:val="18"/>
         </w:rPr>
-        <w:t xml:space="preserve">$5 API credit included for lab exercises</w:t>
+        <w:t>$5 API credit included for lab exercises</w:t>
       </w:r>
     </w:p>
     <w:p>
@@ -7712,6 +7713,64 @@
     </w:p>
     <w:p>
       <w:pPr>
+        <w:spacing w:after="360"/>
+      </w:pPr>
+    </w:p>
+    <w:p>
+      <w:pPr>
+        <w:spacing w:after="360"/>
+      </w:pPr>
+    </w:p>
+    <w:p>
+      <w:pPr>
+        <w:spacing w:after="360"/>
+      </w:pPr>
+      <w:r>
+        <w:lastRenderedPageBreak/>
+        <w:drawing>
+          <wp:inline distT="0" distB="0" distL="0" distR="0" wp14:anchorId="5A14D2BA" wp14:editId="75548D0C">
+            <wp:extent cx="5943600" cy="5160645"/>
+            <wp:effectExtent l="0" t="0" r="0" b="1905"/>
+            <wp:docPr id="2070574304" name="Picture 1"/>
+            <wp:cNvGraphicFramePr>
+              <a:graphicFrameLocks xmlns:a="http://schemas.openxmlformats.org/drawingml/2006/main" noChangeAspect="1"/>
+            </wp:cNvGraphicFramePr>
+            <a:graphic xmlns:a="http://schemas.openxmlformats.org/drawingml/2006/main">
+              <a:graphicData uri="http://schemas.openxmlformats.org/drawingml/2006/picture">
+                <pic:pic xmlns:pic="http://schemas.openxmlformats.org/drawingml/2006/picture">
+                  <pic:nvPicPr>
+                    <pic:cNvPr id="2070574304" name=""/>
+                    <pic:cNvPicPr/>
+                  </pic:nvPicPr>
+                  <pic:blipFill>
+                    <a:blip r:embed="rId5"/>
+                    <a:stretch>
+                      <a:fillRect/>
+                    </a:stretch>
+                  </pic:blipFill>
+                  <pic:spPr>
+                    <a:xfrm>
+                      <a:off x="0" y="0"/>
+                      <a:ext cx="5943600" cy="5160645"/>
+                    </a:xfrm>
+                    <a:prstGeom prst="rect">
+                      <a:avLst/>
+                    </a:prstGeom>
+                  </pic:spPr>
+                </pic:pic>
+              </a:graphicData>
+            </a:graphic>
+          </wp:inline>
+        </w:drawing>
+      </w:r>
+    </w:p>
+    <w:p>
+      <w:pPr>
+        <w:spacing w:after="360"/>
+      </w:pPr>
+    </w:p>
+    <w:p>
+      <w:pPr>
         <w:pBdr>
           <w:top w:val="single" w:sz="4" w:space="8" w:color="D1D5DB"/>
         </w:pBdr>
@@ -7724,7 +7783,43 @@
           <w:sz w:val="16"/>
           <w:szCs w:val="16"/>
         </w:rPr>
-        <w:t xml:space="preserve">Claude Certified Architect  |  Anthropic Professional Training  |  v2.0 2025</w:t>
+        <w:t xml:space="preserve">Claude Certified </w:t>
+      </w:r>
+      <w:proofErr w:type="gramStart"/>
+      <w:r>
+        <w:rPr>
+          <w:color w:val="9CA3AF"/>
+          <w:sz w:val="16"/>
+          <w:szCs w:val="16"/>
+        </w:rPr>
+        <w:t>Architect  |</w:t>
+      </w:r>
+      <w:proofErr w:type="gramEnd"/>
+      <w:r>
+        <w:rPr>
+          <w:color w:val="9CA3AF"/>
+          <w:sz w:val="16"/>
+          <w:szCs w:val="16"/>
+        </w:rPr>
+        <w:t xml:space="preserve">  Anthropic Professional </w:t>
+      </w:r>
+      <w:proofErr w:type="gramStart"/>
+      <w:r>
+        <w:rPr>
+          <w:color w:val="9CA3AF"/>
+          <w:sz w:val="16"/>
+          <w:szCs w:val="16"/>
+        </w:rPr>
+        <w:t>Training  |</w:t>
+      </w:r>
+      <w:proofErr w:type="gramEnd"/>
+      <w:r>
+        <w:rPr>
+          <w:color w:val="9CA3AF"/>
+          <w:sz w:val="16"/>
+          <w:szCs w:val="16"/>
+        </w:rPr>
+        <w:t xml:space="preserve">  v2.0 2025</w:t>
       </w:r>
     </w:p>
     <w:sectPr>
@@ -7738,7 +7833,7 @@
 </file>
 
 <file path=word/numbering.xml><?xml version="1.0" encoding="utf-8"?>
-<w:numbering xmlns:wpc="http://schemas.microsoft.com/office/word/2010/wordprocessingCanvas" xmlns:cx="http://schemas.microsoft.com/office/drawing/2014/chartex" xmlns:cx1="http://schemas.microsoft.com/office/drawing/2015/9/8/chartex" xmlns:cx2="http://schemas.microsoft.com/office/drawing/2015/10/21/chartex" xmlns:cx3="http://schemas.microsoft.com/office/drawing/2016/5/9/chartex" xmlns:cx4="http://schemas.microsoft.com/office/drawing/2016/5/10/chartex" xmlns:cx5="http://schemas.microsoft.com/office/drawing/2016/5/11/chartex" xmlns:cx6="http://schemas.microsoft.com/office/drawing/2016/5/12/chartex" xmlns:cx7="http://schemas.microsoft.com/office/drawing/2016/5/13/chartex" xmlns:cx8="http://schemas.microsoft.com/office/drawing/2016/5/14/chartex" xmlns:mc="http://schemas.openxmlformats.org/markup-compatibility/2006" xmlns:aink="http://schemas.microsoft.com/office/drawing/2016/ink" xmlns:am3d="http://schemas.microsoft.com/office/drawing/2017/model3d" xmlns:o="urn:schemas-microsoft-com:office:office" xmlns:oel="http://schemas.microsoft.com/office/2019/extlst" xmlns:r="http://schemas.openxmlformats.org/officeDocument/2006/relationships" xmlns:m="http://schemas.openxmlformats.org/officeDocument/2006/math" xmlns:v="urn:schemas-microsoft-com:vml" xmlns:wp14="http://schemas.microsoft.com/office/word/2010/wordprocessingDrawing" xmlns:wp="http://schemas.openxmlformats.org/drawingml/2006/wordprocessingDrawing" xmlns:w10="urn:schemas-microsoft-com:office:word" xmlns:w="http://schemas.openxmlformats.org/wordprocessingml/2006/main" xmlns:w14="http://schemas.microsoft.com/office/word/2010/wordml" xmlns:w15="http://schemas.microsoft.com/office/word/2012/wordml" xmlns:w16cex="http://schemas.microsoft.com/office/word/2018/wordml/cex" xmlns:w16cid="http://schemas.microsoft.com/office/word/2016/wordml/cid" xmlns:w16="http://schemas.microsoft.com/office/word/2018/wordml" xmlns:w16du="http://schemas.microsoft.com/office/word/2023/wordml/word16du" xmlns:w16sdtdh="http://schemas.microsoft.com/office/word/2020/wordml/sdtdatahash" xmlns:w16sdtfl="http://schemas.microsoft.com/office/word/2024/wordml/sdtformatlock" xmlns:w16se="http://schemas.microsoft.com/office/word/2015/wordml/symex" xmlns:wpg="http://schemas.microsoft.com/office/word/2010/wordprocessingGroup" xmlns:wpi="http://schemas.microsoft.com/office/word/2010/wordprocessingInk" xmlns:wne="http://schemas.microsoft.com/office/word/2006/wordml" xmlns:wps="http://schemas.microsoft.com/office/word/2010/wordprocessingShape" mc:Ignorable="w14 w15 w16se w16cid w16 w16cex w16sdtdh w16sdtfl w16du wp14">
+<w:numbering xmlns:wpc="http://schemas.microsoft.com/office/word/2010/wordprocessingCanvas" xmlns:cx="http://schemas.microsoft.com/office/drawing/2014/chartex" xmlns:cx1="http://schemas.microsoft.com/office/drawing/2015/9/8/chartex" xmlns:cx2="http://schemas.microsoft.com/office/drawing/2015/10/21/chartex" xmlns:cx3="http://schemas.microsoft.com/office/drawing/2016/5/9/chartex" xmlns:cx4="http://schemas.microsoft.com/office/drawing/2016/5/10/chartex" xmlns:cx5="http://schemas.microsoft.com/office/drawing/2016/5/11/chartex" xmlns:cx6="http://schemas.microsoft.com/office/drawing/2016/5/12/chartex" xmlns:cx7="http://schemas.microsoft.com/office/drawing/2016/5/13/chartex" xmlns:cx8="http://schemas.microsoft.com/office/drawing/2016/5/14/chartex" xmlns:mc="http://schemas.openxmlformats.org/markup-compatibility/2006" xmlns:aink="http://schemas.microsoft.com/office/drawing/2016/ink" xmlns:am3d="http://schemas.microsoft.com/office/drawing/2017/model3d" xmlns:o="urn:schemas-microsoft-com:office:office" xmlns:oel="http://schemas.microsoft.com/office/2019/extlst" xmlns:r="http://schemas.openxmlformats.org/officeDocument/2006/relationships" xmlns:m="http://schemas.openxmlformats.org/officeDocument/2006/math" xmlns:v="urn:schemas-microsoft-com:vml" xmlns:wp14="http://schemas.microsoft.com/office/word/2010/wordprocessingDrawing" xmlns:wp="http://schemas.openxmlformats.org/drawingml/2006/wordprocessingDrawing" xmlns:w10="urn:schemas-microsoft-com:office:word" xmlns:w="http://schemas.openxmlformats.org/wordprocessingml/2006/main" xmlns:w14="http://schemas.microsoft.com/office/word/2010/wordml" xmlns:w15="http://schemas.microsoft.com/office/word/2012/wordml" xmlns:w16cei="http://schemas.microsoft.com/office/word/2026/wordml/cei" xmlns:w16cex="http://schemas.microsoft.com/office/word/2018/wordml/cex" xmlns:w16cid="http://schemas.microsoft.com/office/word/2016/wordml/cid" xmlns:w16="http://schemas.microsoft.com/office/word/2018/wordml" xmlns:w16du="http://schemas.microsoft.com/office/word/2023/wordml/word16du" xmlns:w16sdtdh="http://schemas.microsoft.com/office/word/2020/wordml/sdtdatahash" xmlns:w16sdtfl="http://schemas.microsoft.com/office/word/2024/wordml/sdtformatlock" xmlns:w16se="http://schemas.microsoft.com/office/word/2015/wordml/symex" xmlns:wpg="http://schemas.microsoft.com/office/word/2010/wordprocessingGroup" xmlns:wpi="http://schemas.microsoft.com/office/word/2010/wordprocessingInk" xmlns:wne="http://schemas.microsoft.com/office/word/2006/wordml" xmlns:wps="http://schemas.microsoft.com/office/word/2010/wordprocessingShape" mc:Ignorable="w14 w15 w16se w16cid w16 w16cex w16sdtdh w16sdtfl w16du wp14">
   <w:abstractNum w:abstractNumId="0" w15:restartNumberingAfterBreak="0">
     <w:nsid w:val="342B128B"/>
     <w:multiLevelType w:val="hybridMultilevel"/>
